--- a/aktualisasi/aktual.docx
+++ b/aktualisasi/aktual.docx
@@ -3445,7 +3445,6 @@
         <w:t xml:space="preserve"> </w:t>
       </w:r>
       <w:proofErr w:type="spellStart"/>
-      <w:proofErr w:type="gramStart"/>
       <w:r>
         <w:rPr>
           <w:rFonts w:ascii="Arial" w:eastAsia="Calibri" w:hAnsi="Arial" w:cs="Arial"/>
@@ -3474,7 +3473,6 @@
         <w:t>s</w:t>
       </w:r>
       <w:proofErr w:type="spellEnd"/>
-      <w:proofErr w:type="gramEnd"/>
       <w:r>
         <w:rPr>
           <w:rFonts w:ascii="Arial" w:eastAsia="Calibri" w:hAnsi="Arial" w:cs="Arial"/>
@@ -3494,7 +3492,6 @@
         <w:t xml:space="preserve"> </w:t>
       </w:r>
       <w:proofErr w:type="spellStart"/>
-      <w:proofErr w:type="gramStart"/>
       <w:r>
         <w:rPr>
           <w:rFonts w:ascii="Arial" w:eastAsia="Calibri" w:hAnsi="Arial" w:cs="Arial"/>
@@ -3523,7 +3520,6 @@
         <w:t>u</w:t>
       </w:r>
       <w:proofErr w:type="spellEnd"/>
-      <w:proofErr w:type="gramEnd"/>
       <w:r>
         <w:rPr>
           <w:rFonts w:ascii="Arial" w:eastAsia="Calibri" w:hAnsi="Arial" w:cs="Arial"/>
@@ -3750,25 +3746,7 @@
           <w:sz w:val="24"/>
           <w:szCs w:val="24"/>
         </w:rPr>
-        <w:t xml:space="preserve">Letkol Adm Ismid Priatnadi Laga Lesmana, S.E., </w:t>
-      </w:r>
-      <w:proofErr w:type="gramStart"/>
-      <w:r>
-        <w:rPr>
-          <w:rFonts w:ascii="Arial" w:eastAsia="Calibri" w:hAnsi="Arial" w:cs="Arial"/>
-          <w:sz w:val="24"/>
-          <w:szCs w:val="24"/>
-        </w:rPr>
-        <w:t>M.Han</w:t>
-      </w:r>
-      <w:proofErr w:type="gramEnd"/>
-      <w:r>
-        <w:rPr>
-          <w:rFonts w:ascii="Arial" w:eastAsia="Calibri" w:hAnsi="Arial" w:cs="Arial"/>
-          <w:sz w:val="24"/>
-          <w:szCs w:val="24"/>
-        </w:rPr>
-        <w:t>.</w:t>
+        <w:t>Letkol Adm Ismid Priatnadi Laga Lesmana, S.E., M.Han.</w:t>
       </w:r>
     </w:p>
     <w:p>
@@ -5272,9 +5250,8 @@
           <w:szCs w:val="24"/>
           <w:lang w:val="fr-FR"/>
         </w:rPr>
-        <w:t>A.</w:t>
-      </w:r>
-      <w:proofErr w:type="gramStart"/>
+        <w:t>A.Md.</w:t>
+      </w:r>
       <w:r>
         <w:rPr>
           <w:rFonts w:ascii="Arial" w:eastAsia="Calibri" w:hAnsi="Arial" w:cs="Arial"/>
@@ -5282,19 +5259,9 @@
           <w:szCs w:val="24"/>
           <w:lang w:val="fr-FR"/>
         </w:rPr>
-        <w:t>Md.</w:t>
-      </w:r>
-      <w:r>
-        <w:rPr>
-          <w:rFonts w:ascii="Arial" w:eastAsia="Calibri" w:hAnsi="Arial" w:cs="Arial"/>
-          <w:sz w:val="24"/>
-          <w:szCs w:val="24"/>
-          <w:lang w:val="fr-FR"/>
-        </w:rPr>
         <w:t>Kom</w:t>
       </w:r>
       <w:proofErr w:type="spellEnd"/>
-      <w:proofErr w:type="gramEnd"/>
       <w:r>
         <w:rPr>
           <w:rFonts w:ascii="Arial" w:eastAsia="Calibri" w:hAnsi="Arial" w:cs="Arial"/>
@@ -9864,7 +9831,6 @@
         <w:t xml:space="preserve"> </w:t>
       </w:r>
       <w:proofErr w:type="spellStart"/>
-      <w:proofErr w:type="gramStart"/>
       <w:r>
         <w:rPr>
           <w:rFonts w:ascii="Arial" w:hAnsi="Arial" w:cs="Arial"/>
@@ -9904,7 +9870,6 @@
         <w:t>Optimalisasi</w:t>
       </w:r>
       <w:proofErr w:type="spellEnd"/>
-      <w:proofErr w:type="gramEnd"/>
       <w:r>
         <w:rPr>
           <w:rFonts w:ascii="Arial" w:hAnsi="Arial" w:cs="Arial"/>
@@ -10082,7 +10047,6 @@
         <w:t xml:space="preserve"> aktualisasi </w:t>
       </w:r>
       <w:proofErr w:type="spellStart"/>
-      <w:proofErr w:type="gramStart"/>
       <w:r>
         <w:rPr>
           <w:rFonts w:ascii="Arial" w:hAnsi="Arial" w:cs="Arial"/>
@@ -10122,7 +10086,6 @@
         <w:t>Optimalisasi</w:t>
       </w:r>
       <w:proofErr w:type="spellEnd"/>
-      <w:proofErr w:type="gramEnd"/>
       <w:r>
         <w:rPr>
           <w:rFonts w:ascii="Arial" w:hAnsi="Arial" w:cs="Arial"/>
@@ -10645,7 +10608,6 @@
         <w:t xml:space="preserve"> </w:t>
       </w:r>
       <w:proofErr w:type="spellStart"/>
-      <w:proofErr w:type="gramStart"/>
       <w:r>
         <w:rPr>
           <w:rFonts w:ascii="Arial" w:hAnsi="Arial" w:cs="Arial"/>
@@ -10685,7 +10647,6 @@
         <w:t>Optimalisasi</w:t>
       </w:r>
       <w:proofErr w:type="spellEnd"/>
-      <w:proofErr w:type="gramEnd"/>
       <w:r>
         <w:rPr>
           <w:rFonts w:ascii="Arial" w:hAnsi="Arial" w:cs="Arial"/>
@@ -13286,7 +13247,33 @@
           <w:szCs w:val="24"/>
           <w:lang w:val="en-US"/>
         </w:rPr>
-        <w:t xml:space="preserve"> Struktur </w:t>
+        <w:t xml:space="preserve"> </w:t>
+      </w:r>
+      <w:proofErr w:type="spellStart"/>
+      <w:r>
+        <w:rPr>
+          <w:rFonts w:ascii="Arial" w:hAnsi="Arial" w:cs="Arial"/>
+          <w:i w:val="0"/>
+          <w:iCs w:val="0"/>
+          <w:color w:val="000000" w:themeColor="text1"/>
+          <w:sz w:val="24"/>
+          <w:szCs w:val="24"/>
+          <w:lang w:val="en-US"/>
+        </w:rPr>
+        <w:t>Struktur</w:t>
+      </w:r>
+      <w:proofErr w:type="spellEnd"/>
+      <w:r>
+        <w:rPr>
+          <w:rFonts w:ascii="Arial" w:hAnsi="Arial" w:cs="Arial"/>
+          <w:i w:val="0"/>
+          <w:iCs w:val="0"/>
+          <w:color w:val="000000" w:themeColor="text1"/>
+          <w:sz w:val="24"/>
+          <w:szCs w:val="24"/>
+          <w:lang w:val="en-US"/>
+        </w:rPr>
+        <w:t xml:space="preserve"> </w:t>
       </w:r>
       <w:proofErr w:type="spellStart"/>
       <w:r>
@@ -16015,6 +16002,13 @@
                 <w:lang w:val="sv-SE"/>
               </w:rPr>
               <w:t>isminbata</w:t>
+            </w:r>
+            <w:r>
+              <w:rPr>
+                <w:rFonts w:ascii="Arial" w:hAnsi="Arial" w:cs="Arial"/>
+                <w:lang w:val="sv-SE"/>
+              </w:rPr>
+              <w:t xml:space="preserve"> Disminpersau</w:t>
             </w:r>
           </w:p>
         </w:tc>
@@ -17768,6 +17762,13 @@
                 <w:rFonts w:ascii="Arial" w:hAnsi="Arial" w:cs="Arial"/>
                 <w:lang w:val="sv-SE"/>
               </w:rPr>
+              <w:t xml:space="preserve">  Disminpersau</w:t>
+            </w:r>
+            <w:r>
+              <w:rPr>
+                <w:rFonts w:ascii="Arial" w:hAnsi="Arial" w:cs="Arial"/>
+                <w:lang w:val="sv-SE"/>
+              </w:rPr>
               <w:t>.</w:t>
             </w:r>
           </w:p>
@@ -19046,7 +19047,7 @@
           <w:szCs w:val="24"/>
           <w:lang w:val="sv-SE"/>
         </w:rPr>
-        <w:t>Belum ada arsip digital dari dokumen disposisi di Sub</w:t>
+        <w:t xml:space="preserve">Belum ada arsip digital dari dokumen disposisi di </w:t>
       </w:r>
       <w:r>
         <w:rPr>
@@ -19055,6 +19056,15 @@
           <w:szCs w:val="24"/>
           <w:lang w:val="sv-SE"/>
         </w:rPr>
+        <w:t>Sub</w:t>
+      </w:r>
+      <w:r>
+        <w:rPr>
+          <w:rFonts w:ascii="Arial" w:eastAsia="Cambria" w:hAnsi="Arial"/>
+          <w:sz w:val="24"/>
+          <w:szCs w:val="24"/>
+          <w:lang w:val="sv-SE"/>
+        </w:rPr>
         <w:t>d</w:t>
       </w:r>
       <w:r>
@@ -19065,6 +19075,24 @@
           <w:lang w:val="sv-SE"/>
         </w:rPr>
         <w:t>isminbata</w:t>
+      </w:r>
+      <w:r>
+        <w:rPr>
+          <w:rFonts w:ascii="Arial" w:eastAsia="Cambria" w:hAnsi="Arial"/>
+          <w:sz w:val="24"/>
+          <w:szCs w:val="24"/>
+          <w:lang w:val="sv-SE"/>
+        </w:rPr>
+        <w:t xml:space="preserve"> </w:t>
+      </w:r>
+      <w:r>
+        <w:rPr>
+          <w:rFonts w:ascii="Arial" w:hAnsi="Arial" w:cs="Arial"/>
+          <w:sz w:val="24"/>
+          <w:szCs w:val="24"/>
+          <w:lang w:val="sv-SE"/>
+        </w:rPr>
+        <w:t>Disminpersau</w:t>
       </w:r>
       <w:r>
         <w:rPr>
@@ -22388,6 +22416,24 @@
                 <w:lang w:val="sv-SE"/>
               </w:rPr>
               <w:t>isminbata</w:t>
+            </w:r>
+            <w:r>
+              <w:rPr>
+                <w:rFonts w:ascii="Arial" w:hAnsi="Arial" w:cs="Arial"/>
+                <w:sz w:val="24"/>
+                <w:szCs w:val="24"/>
+                <w:lang w:val="sv-SE"/>
+              </w:rPr>
+              <w:t xml:space="preserve"> </w:t>
+            </w:r>
+            <w:r>
+              <w:rPr>
+                <w:rFonts w:ascii="Arial" w:hAnsi="Arial" w:cs="Arial"/>
+                <w:sz w:val="24"/>
+                <w:szCs w:val="24"/>
+                <w:lang w:val="sv-SE"/>
+              </w:rPr>
+              <w:t>Disminpersau</w:t>
             </w:r>
           </w:p>
         </w:tc>
@@ -23693,6 +23739,24 @@
               </w:rPr>
               <w:t>isminbata</w:t>
             </w:r>
+            <w:r>
+              <w:rPr>
+                <w:rFonts w:ascii="Arial" w:hAnsi="Arial" w:cs="Arial"/>
+                <w:sz w:val="24"/>
+                <w:szCs w:val="24"/>
+                <w:lang w:val="sv-SE"/>
+              </w:rPr>
+              <w:t xml:space="preserve"> </w:t>
+            </w:r>
+            <w:r>
+              <w:rPr>
+                <w:rFonts w:ascii="Arial" w:hAnsi="Arial" w:cs="Arial"/>
+                <w:sz w:val="24"/>
+                <w:szCs w:val="24"/>
+                <w:lang w:val="sv-SE"/>
+              </w:rPr>
+              <w:t>Disminpersau</w:t>
+            </w:r>
           </w:p>
         </w:tc>
         <w:tc>
@@ -24547,6 +24611,15 @@
           <w:szCs w:val="24"/>
         </w:rPr>
         <w:t>Belum ada arsip digital dari dokumen disposisi di Subdisminbata</w:t>
+      </w:r>
+      <w:r>
+        <w:rPr>
+          <w:rFonts w:ascii="Arial" w:eastAsia="Cambria" w:hAnsi="Arial"/>
+          <w:b/>
+          <w:sz w:val="24"/>
+          <w:szCs w:val="24"/>
+        </w:rPr>
+        <w:t xml:space="preserve"> Disminpersau</w:t>
       </w:r>
       <w:r>
         <w:rPr>
@@ -29484,18 +29557,16 @@
             <w:r>
               <w:rPr>
                 <w:rFonts w:ascii="Arial" w:hAnsi="Arial" w:cs="Arial"/>
-                <w:i/>
-                <w:iCs/>
                 <w:lang w:val="sv-SE"/>
               </w:rPr>
-              <w:t>Draft</w:t>
+              <w:t>D</w:t>
             </w:r>
             <w:r>
               <w:rPr>
                 <w:rFonts w:ascii="Arial" w:hAnsi="Arial" w:cs="Arial"/>
                 <w:lang w:val="sv-SE"/>
               </w:rPr>
-              <w:t xml:space="preserve"> diagram alur proses pengerjaan dok</w:t>
+              <w:t>iagram alur proses pengerjaan dok</w:t>
             </w:r>
             <w:r>
               <w:rPr>
@@ -33455,6 +33526,18 @@
       <w:r>
         <w:rPr>
           <w:rFonts w:ascii="Arial" w:hAnsi="Arial" w:cs="Arial"/>
+        </w:rPr>
+        <w:t xml:space="preserve"> </w:t>
+      </w:r>
+      <w:r>
+        <w:rPr>
+          <w:rFonts w:ascii="Arial" w:hAnsi="Arial" w:cs="Arial"/>
+        </w:rPr>
+        <w:t>Disminpersau</w:t>
+      </w:r>
+      <w:r>
+        <w:rPr>
+          <w:rFonts w:ascii="Arial" w:hAnsi="Arial" w:cs="Arial"/>
           <w:sz w:val="24"/>
           <w:szCs w:val="24"/>
         </w:rPr>
@@ -34343,23 +34426,7 @@
           <w:sz w:val="24"/>
           <w:szCs w:val="24"/>
         </w:rPr>
-        <w:t xml:space="preserve"> Nantinya akan dihasilkan </w:t>
-      </w:r>
-      <w:r>
-        <w:rPr>
-          <w:rFonts w:ascii="Arial" w:hAnsi="Arial" w:cs="Arial"/>
-          <w:sz w:val="24"/>
-          <w:szCs w:val="24"/>
-        </w:rPr>
-        <w:t xml:space="preserve">draf </w:t>
-      </w:r>
-      <w:r>
-        <w:rPr>
-          <w:rFonts w:ascii="Arial" w:hAnsi="Arial" w:cs="Arial"/>
-          <w:sz w:val="24"/>
-          <w:szCs w:val="24"/>
-        </w:rPr>
-        <w:t>diagram alur proses pengerjaan dokumen disposisi.</w:t>
+        <w:t xml:space="preserve"> Nantinya akan dihasilkan diagram alur proses pengerjaan dokumen disposisi.</w:t>
       </w:r>
     </w:p>
     <w:p>
@@ -37060,6 +37127,150 @@
           <w:szCs w:val="24"/>
         </w:rPr>
       </w:pPr>
+      <w:r>
+        <w:rPr>
+          <w:rFonts w:ascii="Arial" w:hAnsi="Arial" w:cs="Arial"/>
+          <w:sz w:val="24"/>
+          <w:szCs w:val="24"/>
+        </w:rPr>
+        <w:t xml:space="preserve">Demikian </w:t>
+      </w:r>
+      <w:r>
+        <w:rPr>
+          <w:rFonts w:ascii="Arial" w:hAnsi="Arial" w:cs="Arial"/>
+          <w:sz w:val="24"/>
+          <w:szCs w:val="24"/>
+        </w:rPr>
+        <w:t>laporan</w:t>
+      </w:r>
+      <w:r>
+        <w:rPr>
+          <w:rFonts w:ascii="Arial" w:hAnsi="Arial" w:cs="Arial"/>
+          <w:sz w:val="24"/>
+          <w:szCs w:val="24"/>
+        </w:rPr>
+        <w:t xml:space="preserve"> aktualisasi pada Latsar CPNS Golongan II yang telah disusun oleh penulis dengan judul “</w:t>
+      </w:r>
+      <w:r>
+        <w:rPr>
+          <w:rFonts w:ascii="Arial" w:hAnsi="Arial" w:cs="Arial"/>
+          <w:sz w:val="24"/>
+          <w:szCs w:val="24"/>
+        </w:rPr>
+        <w:t>O</w:t>
+      </w:r>
+      <w:r>
+        <w:rPr>
+          <w:rFonts w:ascii="Arial" w:hAnsi="Arial" w:cs="Arial"/>
+          <w:sz w:val="24"/>
+          <w:szCs w:val="24"/>
+        </w:rPr>
+        <w:t>ptimalisasi</w:t>
+      </w:r>
+      <w:r>
+        <w:rPr>
+          <w:rFonts w:ascii="Arial" w:hAnsi="Arial" w:cs="Arial"/>
+          <w:sz w:val="24"/>
+          <w:szCs w:val="24"/>
+        </w:rPr>
+        <w:t xml:space="preserve"> </w:t>
+      </w:r>
+      <w:r>
+        <w:rPr>
+          <w:rFonts w:ascii="Arial" w:hAnsi="Arial" w:cs="Arial"/>
+          <w:sz w:val="24"/>
+          <w:szCs w:val="24"/>
+        </w:rPr>
+        <w:t>Arsip Dokumen Disposisi di Subdisminbata Disminpersau</w:t>
+      </w:r>
+      <w:r>
+        <w:rPr>
+          <w:rFonts w:ascii="Arial" w:hAnsi="Arial" w:cs="Arial"/>
+          <w:sz w:val="24"/>
+          <w:szCs w:val="24"/>
+        </w:rPr>
+        <w:t xml:space="preserve">”. </w:t>
+      </w:r>
+      <w:r>
+        <w:rPr>
+          <w:rFonts w:ascii="Arial" w:hAnsi="Arial" w:cs="Arial"/>
+          <w:sz w:val="24"/>
+          <w:szCs w:val="24"/>
+        </w:rPr>
+        <w:t>Laporan</w:t>
+      </w:r>
+      <w:r>
+        <w:rPr>
+          <w:rFonts w:ascii="Arial" w:hAnsi="Arial" w:cs="Arial"/>
+          <w:sz w:val="24"/>
+          <w:szCs w:val="24"/>
+        </w:rPr>
+        <w:t xml:space="preserve"> aktualisasi ini diharapkan dapat menjadi </w:t>
+      </w:r>
+      <w:r>
+        <w:rPr>
+          <w:rFonts w:ascii="Arial" w:hAnsi="Arial" w:cs="Arial"/>
+          <w:sz w:val="24"/>
+          <w:szCs w:val="24"/>
+        </w:rPr>
+        <w:t xml:space="preserve">pedoman praktis untuk mendorong </w:t>
+      </w:r>
+      <w:r>
+        <w:rPr>
+          <w:rFonts w:ascii="Arial" w:hAnsi="Arial" w:cs="Arial"/>
+          <w:sz w:val="24"/>
+          <w:szCs w:val="24"/>
+        </w:rPr>
+        <w:t>optimalisasi</w:t>
+      </w:r>
+      <w:r>
+        <w:rPr>
+          <w:rFonts w:ascii="Arial" w:hAnsi="Arial" w:cs="Arial"/>
+          <w:sz w:val="24"/>
+          <w:szCs w:val="24"/>
+        </w:rPr>
+        <w:t xml:space="preserve"> pengelolaan </w:t>
+      </w:r>
+      <w:r>
+        <w:rPr>
+          <w:rFonts w:ascii="Arial" w:hAnsi="Arial" w:cs="Arial"/>
+          <w:sz w:val="24"/>
+          <w:szCs w:val="24"/>
+        </w:rPr>
+        <w:t>arsip dokumen y</w:t>
+      </w:r>
+      <w:r>
+        <w:rPr>
+          <w:rFonts w:ascii="Arial" w:hAnsi="Arial" w:cs="Arial"/>
+          <w:sz w:val="24"/>
+          <w:szCs w:val="24"/>
+        </w:rPr>
+        <w:t xml:space="preserve">ang mengacu pada kegiatan aktualisasi yang akan dilaksanakan sesuai dengan nilai-nilai dasar PNS dan berprinsip pada </w:t>
+      </w:r>
+      <w:r>
+        <w:rPr>
+          <w:rFonts w:ascii="Arial" w:hAnsi="Arial" w:cs="Arial"/>
+          <w:sz w:val="24"/>
+          <w:szCs w:val="24"/>
+        </w:rPr>
+        <w:t>M</w:t>
+      </w:r>
+      <w:r>
+        <w:rPr>
+          <w:rFonts w:ascii="Arial" w:hAnsi="Arial" w:cs="Arial"/>
+          <w:sz w:val="24"/>
+          <w:szCs w:val="24"/>
+        </w:rPr>
+        <w:t>anajemen ASN dan Smart ASN.</w:t>
+      </w:r>
+      <w:r>
+        <w:rPr>
+          <w:rFonts w:ascii="Arial" w:hAnsi="Arial" w:cs="Arial"/>
+          <w:sz w:val="24"/>
+          <w:szCs w:val="24"/>
+        </w:rPr>
+        <w:t xml:space="preserve"> </w:t>
+      </w:r>
     </w:p>
     <w:p>
       <w:pPr>
@@ -37077,7 +37288,25 @@
           <w:sz w:val="24"/>
           <w:szCs w:val="24"/>
         </w:rPr>
-        <w:t>B. Saran</w:t>
+        <w:t xml:space="preserve">Bahwa kegiatan aktualisasi yang telah dilaksanakan sesuai dengan nilai-nilai dasar PNS BerAKHLAK dan berprinsip pada kedudukan dan peran PNS untuk mendukung terwujudnya </w:t>
+      </w:r>
+      <w:r>
+        <w:rPr>
+          <w:rFonts w:ascii="Arial" w:hAnsi="Arial" w:cs="Arial"/>
+          <w:i/>
+          <w:iCs/>
+          <w:sz w:val="24"/>
+          <w:szCs w:val="24"/>
+        </w:rPr>
+        <w:t>Smart Governance</w:t>
+      </w:r>
+      <w:r>
+        <w:rPr>
+          <w:rFonts w:ascii="Arial" w:hAnsi="Arial" w:cs="Arial"/>
+          <w:sz w:val="24"/>
+          <w:szCs w:val="24"/>
+        </w:rPr>
+        <w:t xml:space="preserve"> yaitu Manajemen ASN dan Smart ASN.</w:t>
       </w:r>
     </w:p>
     <w:p>
@@ -37090,6 +37319,14 @@
           <w:szCs w:val="24"/>
         </w:rPr>
       </w:pPr>
+      <w:r>
+        <w:rPr>
+          <w:rFonts w:ascii="Arial" w:hAnsi="Arial" w:cs="Arial"/>
+          <w:sz w:val="24"/>
+          <w:szCs w:val="24"/>
+        </w:rPr>
+        <w:t>Berdasarkan kegiatan aktualisasi yang dilaksanakan penulis, dapat disimpulkan bahwa:</w:t>
+      </w:r>
     </w:p>
     <w:p>
       <w:pPr>
@@ -37107,103 +37344,58 @@
           <w:sz w:val="24"/>
           <w:szCs w:val="24"/>
         </w:rPr>
-        <w:t>Demikian rancangan aktualisasi pada Latsar CPNS Golongan II yang telah disusun oleh penulis dengan judul “</w:t>
-      </w:r>
-      <w:r>
-        <w:rPr>
-          <w:rFonts w:ascii="Arial" w:hAnsi="Arial" w:cs="Arial"/>
-          <w:sz w:val="24"/>
-          <w:szCs w:val="24"/>
-        </w:rPr>
-        <w:t>O</w:t>
-      </w:r>
-      <w:r>
-        <w:rPr>
-          <w:rFonts w:ascii="Arial" w:hAnsi="Arial" w:cs="Arial"/>
-          <w:sz w:val="24"/>
-          <w:szCs w:val="24"/>
-        </w:rPr>
-        <w:t>ptimalisasi</w:t>
-      </w:r>
-      <w:r>
-        <w:rPr>
-          <w:rFonts w:ascii="Arial" w:hAnsi="Arial" w:cs="Arial"/>
-          <w:sz w:val="24"/>
-          <w:szCs w:val="24"/>
-        </w:rPr>
-        <w:t xml:space="preserve"> </w:t>
-      </w:r>
-      <w:r>
-        <w:rPr>
-          <w:rFonts w:ascii="Arial" w:hAnsi="Arial" w:cs="Arial"/>
-          <w:sz w:val="24"/>
-          <w:szCs w:val="24"/>
-        </w:rPr>
-        <w:t>Arsip Dokumen Disposisi di Subdisminbata Disminpersau</w:t>
-      </w:r>
-      <w:r>
-        <w:rPr>
-          <w:rFonts w:ascii="Arial" w:hAnsi="Arial" w:cs="Arial"/>
-          <w:sz w:val="24"/>
-          <w:szCs w:val="24"/>
-        </w:rPr>
-        <w:t xml:space="preserve">”. </w:t>
-      </w:r>
-      <w:r>
-        <w:rPr>
-          <w:rFonts w:ascii="Arial" w:hAnsi="Arial" w:cs="Arial"/>
-          <w:sz w:val="24"/>
-          <w:szCs w:val="24"/>
-        </w:rPr>
-        <w:t xml:space="preserve">Rancangan kegiatan aktualisasi ini diharapkan dapat menjadi </w:t>
-      </w:r>
-      <w:r>
-        <w:rPr>
-          <w:rFonts w:ascii="Arial" w:hAnsi="Arial" w:cs="Arial"/>
-          <w:sz w:val="24"/>
-          <w:szCs w:val="24"/>
-        </w:rPr>
-        <w:t xml:space="preserve">pedoman praktis untuk mendorong </w:t>
-      </w:r>
-      <w:r>
-        <w:rPr>
-          <w:rFonts w:ascii="Arial" w:hAnsi="Arial" w:cs="Arial"/>
-          <w:sz w:val="24"/>
-          <w:szCs w:val="24"/>
-        </w:rPr>
-        <w:t>optimalisasi</w:t>
-      </w:r>
-      <w:r>
-        <w:rPr>
-          <w:rFonts w:ascii="Arial" w:hAnsi="Arial" w:cs="Arial"/>
-          <w:sz w:val="24"/>
-          <w:szCs w:val="24"/>
-        </w:rPr>
-        <w:t xml:space="preserve"> pengelolaan </w:t>
-      </w:r>
-      <w:r>
-        <w:rPr>
-          <w:rFonts w:ascii="Arial" w:hAnsi="Arial" w:cs="Arial"/>
-          <w:sz w:val="24"/>
-          <w:szCs w:val="24"/>
-        </w:rPr>
-        <w:t xml:space="preserve">arsip </w:t>
-      </w:r>
-      <w:r>
-        <w:rPr>
-          <w:rFonts w:ascii="Arial" w:hAnsi="Arial" w:cs="Arial"/>
-          <w:sz w:val="24"/>
-          <w:szCs w:val="24"/>
-        </w:rPr>
-        <w:t>dokumen y</w:t>
-      </w:r>
-      <w:r>
-        <w:rPr>
-          <w:rFonts w:ascii="Arial" w:hAnsi="Arial" w:cs="Arial"/>
-          <w:sz w:val="24"/>
-          <w:szCs w:val="24"/>
-        </w:rPr>
-        <w:t>ang mengacu pada kegiatan aktualisasi yang akan dilaksanakan sesuai dengan nilai-nilai dasar PNS dan berprinsip pada manajemen ASN dan Smart ASN. Diharapkan rancangan dari kegiatan-kegiatan yang akan dilakukan ini dapat berjalan sesuai dengan waktu yang telah ditetapkan</w:t>
+        <w:t xml:space="preserve">1. </w:t>
+      </w:r>
+      <w:r>
+        <w:rPr>
+          <w:rFonts w:ascii="Arial" w:hAnsi="Arial" w:cs="Arial"/>
+          <w:sz w:val="24"/>
+          <w:szCs w:val="24"/>
+        </w:rPr>
+        <w:t>Latsar CPNS TNI AU diharapkan mampu membentuk karakter PNS yang sesuai dengan nilai dan kode etik ASN.</w:t>
+      </w:r>
+    </w:p>
+    <w:p>
+      <w:pPr>
+        <w:spacing w:after="0" w:line="360" w:lineRule="auto"/>
+        <w:jc w:val="both"/>
+        <w:rPr>
+          <w:rFonts w:ascii="Arial" w:hAnsi="Arial" w:cs="Arial"/>
+          <w:sz w:val="24"/>
+          <w:szCs w:val="24"/>
+        </w:rPr>
+      </w:pPr>
+      <w:r>
+        <w:rPr>
+          <w:rFonts w:ascii="Arial" w:hAnsi="Arial" w:cs="Arial"/>
+          <w:sz w:val="24"/>
+          <w:szCs w:val="24"/>
+        </w:rPr>
+        <w:t xml:space="preserve">2. Kegiatan </w:t>
+      </w:r>
+      <w:r>
+        <w:rPr>
+          <w:rFonts w:ascii="Arial" w:hAnsi="Arial" w:cs="Arial"/>
+          <w:sz w:val="24"/>
+          <w:szCs w:val="24"/>
+        </w:rPr>
+        <w:t>optimalisasi arsip</w:t>
+      </w:r>
+      <w:r>
+        <w:rPr>
+          <w:rFonts w:ascii="Arial" w:hAnsi="Arial" w:cs="Arial"/>
+          <w:sz w:val="24"/>
+          <w:szCs w:val="24"/>
+        </w:rPr>
+        <w:t xml:space="preserve"> dokumen mampu mengatasi salah satu permasalahan pengarsipan</w:t>
+      </w:r>
+      <w:r>
+        <w:rPr>
+          <w:rFonts w:ascii="Arial" w:hAnsi="Arial" w:cs="Arial"/>
+          <w:sz w:val="24"/>
+          <w:szCs w:val="24"/>
+        </w:rPr>
+        <w:t xml:space="preserve"> di Urtu (Urusan Tata Usaha)</w:t>
       </w:r>
       <w:r>
         <w:rPr>
@@ -37213,6 +37405,174 @@
         </w:rPr>
         <w:t>.</w:t>
       </w:r>
+    </w:p>
+    <w:p>
+      <w:pPr>
+        <w:spacing w:after="0" w:line="360" w:lineRule="auto"/>
+        <w:jc w:val="both"/>
+        <w:rPr>
+          <w:rFonts w:ascii="Arial" w:hAnsi="Arial" w:cs="Arial"/>
+          <w:sz w:val="24"/>
+          <w:szCs w:val="24"/>
+        </w:rPr>
+      </w:pPr>
+      <w:r>
+        <w:rPr>
+          <w:rFonts w:ascii="Arial" w:hAnsi="Arial" w:cs="Arial"/>
+          <w:sz w:val="24"/>
+          <w:szCs w:val="24"/>
+        </w:rPr>
+        <w:t xml:space="preserve">3. </w:t>
+      </w:r>
+      <w:r>
+        <w:rPr>
+          <w:rFonts w:ascii="Arial" w:hAnsi="Arial" w:cs="Arial"/>
+          <w:sz w:val="24"/>
+          <w:szCs w:val="24"/>
+        </w:rPr>
+        <w:t xml:space="preserve">Dampak positif yang dihasilkan dari </w:t>
+      </w:r>
+      <w:r>
+        <w:rPr>
+          <w:rFonts w:ascii="Arial" w:hAnsi="Arial" w:cs="Arial"/>
+          <w:sz w:val="24"/>
+          <w:szCs w:val="24"/>
+        </w:rPr>
+        <w:t>kegiatan aktualisasi penulis dadalah mempermudah proses pencarian arsip dokumen yang dibutuhkan oleh personel terkait.</w:t>
+      </w:r>
+    </w:p>
+    <w:p>
+      <w:pPr>
+        <w:spacing w:after="0" w:line="360" w:lineRule="auto"/>
+        <w:jc w:val="both"/>
+        <w:rPr>
+          <w:rFonts w:ascii="Arial" w:hAnsi="Arial" w:cs="Arial"/>
+          <w:sz w:val="24"/>
+          <w:szCs w:val="24"/>
+        </w:rPr>
+      </w:pPr>
+    </w:p>
+    <w:p>
+      <w:pPr>
+        <w:spacing w:after="0" w:line="360" w:lineRule="auto"/>
+        <w:jc w:val="both"/>
+        <w:rPr>
+          <w:rFonts w:ascii="Arial" w:hAnsi="Arial" w:cs="Arial"/>
+          <w:sz w:val="24"/>
+          <w:szCs w:val="24"/>
+        </w:rPr>
+      </w:pPr>
+      <w:r>
+        <w:rPr>
+          <w:rFonts w:ascii="Arial" w:hAnsi="Arial" w:cs="Arial"/>
+          <w:sz w:val="24"/>
+          <w:szCs w:val="24"/>
+        </w:rPr>
+        <w:t>B. Saran</w:t>
+      </w:r>
+    </w:p>
+    <w:p>
+      <w:pPr>
+        <w:spacing w:after="0" w:line="360" w:lineRule="auto"/>
+        <w:jc w:val="both"/>
+        <w:rPr>
+          <w:rFonts w:ascii="Arial" w:hAnsi="Arial" w:cs="Arial"/>
+          <w:sz w:val="24"/>
+          <w:szCs w:val="24"/>
+        </w:rPr>
+      </w:pPr>
+      <w:r>
+        <w:rPr>
+          <w:rFonts w:ascii="Arial" w:hAnsi="Arial" w:cs="Arial"/>
+          <w:sz w:val="24"/>
+          <w:szCs w:val="24"/>
+        </w:rPr>
+        <w:t>Saran dari hasil pelaksanaan kegiatan aktualisasi yang dilakukan adalah sebagai berikut:</w:t>
+      </w:r>
+    </w:p>
+    <w:p>
+      <w:pPr>
+        <w:spacing w:after="0" w:line="360" w:lineRule="auto"/>
+        <w:jc w:val="both"/>
+        <w:rPr>
+          <w:rFonts w:ascii="Arial" w:hAnsi="Arial" w:cs="Arial"/>
+          <w:sz w:val="24"/>
+          <w:szCs w:val="24"/>
+        </w:rPr>
+      </w:pPr>
+      <w:r>
+        <w:rPr>
+          <w:rFonts w:ascii="Arial" w:hAnsi="Arial" w:cs="Arial"/>
+          <w:sz w:val="24"/>
+          <w:szCs w:val="24"/>
+        </w:rPr>
+        <w:t>1. Kegiatan pengarsipan secara digital bisa berlangsung secara terus-menerus</w:t>
+      </w:r>
+      <w:r>
+        <w:rPr>
+          <w:rFonts w:ascii="Arial" w:hAnsi="Arial" w:cs="Arial"/>
+          <w:sz w:val="24"/>
+          <w:szCs w:val="24"/>
+        </w:rPr>
+        <w:t>.</w:t>
+      </w:r>
+    </w:p>
+    <w:p>
+      <w:pPr>
+        <w:spacing w:after="0" w:line="360" w:lineRule="auto"/>
+        <w:jc w:val="both"/>
+        <w:rPr>
+          <w:rFonts w:ascii="Arial" w:hAnsi="Arial" w:cs="Arial"/>
+          <w:sz w:val="24"/>
+          <w:szCs w:val="24"/>
+        </w:rPr>
+      </w:pPr>
+      <w:r>
+        <w:rPr>
+          <w:rFonts w:ascii="Arial" w:hAnsi="Arial" w:cs="Arial"/>
+          <w:sz w:val="24"/>
+          <w:szCs w:val="24"/>
+        </w:rPr>
+        <w:t xml:space="preserve">2. Pemanfaatan perkembangan teknologi dihrapkan bisa </w:t>
+      </w:r>
+      <w:r>
+        <w:rPr>
+          <w:rFonts w:ascii="Arial" w:hAnsi="Arial" w:cs="Arial"/>
+          <w:sz w:val="24"/>
+          <w:szCs w:val="24"/>
+        </w:rPr>
+        <w:t>mendorong inovasi dalam pengarsipan</w:t>
+      </w:r>
+      <w:r>
+        <w:rPr>
+          <w:rFonts w:ascii="Arial" w:hAnsi="Arial" w:cs="Arial"/>
+          <w:sz w:val="24"/>
+          <w:szCs w:val="24"/>
+        </w:rPr>
+        <w:t>.</w:t>
+      </w:r>
+    </w:p>
+    <w:p>
+      <w:pPr>
+        <w:spacing w:after="0" w:line="360" w:lineRule="auto"/>
+        <w:jc w:val="both"/>
+        <w:rPr>
+          <w:rFonts w:ascii="Arial" w:hAnsi="Arial" w:cs="Arial"/>
+          <w:sz w:val="24"/>
+          <w:szCs w:val="24"/>
+        </w:rPr>
+      </w:pPr>
+    </w:p>
+    <w:p>
+      <w:pPr>
+        <w:spacing w:after="0" w:line="360" w:lineRule="auto"/>
+        <w:jc w:val="both"/>
+        <w:rPr>
+          <w:rFonts w:ascii="Arial" w:hAnsi="Arial" w:cs="Arial"/>
+          <w:sz w:val="24"/>
+          <w:szCs w:val="24"/>
+        </w:rPr>
+      </w:pPr>
     </w:p>
     <w:p>
       <w:pPr>
@@ -37237,146 +37597,6 @@
           <w:szCs w:val="28"/>
         </w:rPr>
       </w:pPr>
-    </w:p>
-    <w:p>
-      <w:pPr>
-        <w:spacing w:after="0" w:line="360" w:lineRule="auto"/>
-        <w:jc w:val="both"/>
-        <w:rPr>
-          <w:rFonts w:ascii="Arial" w:hAnsi="Arial" w:cs="Arial"/>
-          <w:b/>
-          <w:sz w:val="28"/>
-          <w:szCs w:val="28"/>
-        </w:rPr>
-      </w:pPr>
-    </w:p>
-    <w:p>
-      <w:pPr>
-        <w:spacing w:after="0" w:line="360" w:lineRule="auto"/>
-        <w:jc w:val="both"/>
-        <w:rPr>
-          <w:rFonts w:ascii="Arial" w:hAnsi="Arial" w:cs="Arial"/>
-          <w:b/>
-          <w:sz w:val="28"/>
-          <w:szCs w:val="28"/>
-        </w:rPr>
-      </w:pPr>
-    </w:p>
-    <w:p>
-      <w:pPr>
-        <w:spacing w:after="0" w:line="360" w:lineRule="auto"/>
-        <w:jc w:val="both"/>
-        <w:rPr>
-          <w:rFonts w:ascii="Arial" w:hAnsi="Arial" w:cs="Arial"/>
-          <w:b/>
-          <w:sz w:val="28"/>
-          <w:szCs w:val="28"/>
-        </w:rPr>
-      </w:pPr>
-    </w:p>
-    <w:p>
-      <w:pPr>
-        <w:spacing w:after="0" w:line="360" w:lineRule="auto"/>
-        <w:jc w:val="both"/>
-        <w:rPr>
-          <w:rFonts w:ascii="Arial" w:hAnsi="Arial" w:cs="Arial"/>
-          <w:b/>
-          <w:sz w:val="28"/>
-          <w:szCs w:val="28"/>
-        </w:rPr>
-      </w:pPr>
-    </w:p>
-    <w:p>
-      <w:pPr>
-        <w:spacing w:after="0" w:line="360" w:lineRule="auto"/>
-        <w:jc w:val="both"/>
-        <w:rPr>
-          <w:rFonts w:ascii="Arial" w:hAnsi="Arial" w:cs="Arial"/>
-          <w:b/>
-          <w:sz w:val="28"/>
-          <w:szCs w:val="28"/>
-        </w:rPr>
-      </w:pPr>
-    </w:p>
-    <w:p>
-      <w:pPr>
-        <w:spacing w:after="0" w:line="360" w:lineRule="auto"/>
-        <w:jc w:val="both"/>
-        <w:rPr>
-          <w:rFonts w:ascii="Arial" w:hAnsi="Arial" w:cs="Arial"/>
-          <w:b/>
-          <w:sz w:val="28"/>
-          <w:szCs w:val="28"/>
-        </w:rPr>
-      </w:pPr>
-    </w:p>
-    <w:p>
-      <w:pPr>
-        <w:spacing w:after="0" w:line="360" w:lineRule="auto"/>
-        <w:jc w:val="both"/>
-        <w:rPr>
-          <w:rFonts w:ascii="Arial" w:hAnsi="Arial" w:cs="Arial"/>
-          <w:b/>
-          <w:sz w:val="28"/>
-          <w:szCs w:val="28"/>
-        </w:rPr>
-      </w:pPr>
-    </w:p>
-    <w:p>
-      <w:pPr>
-        <w:spacing w:after="0" w:line="360" w:lineRule="auto"/>
-        <w:jc w:val="both"/>
-        <w:rPr>
-          <w:rFonts w:ascii="Arial" w:hAnsi="Arial" w:cs="Arial"/>
-          <w:b/>
-          <w:sz w:val="28"/>
-          <w:szCs w:val="28"/>
-        </w:rPr>
-      </w:pPr>
-    </w:p>
-    <w:p>
-      <w:pPr>
-        <w:spacing w:after="0" w:line="360" w:lineRule="auto"/>
-        <w:jc w:val="both"/>
-        <w:rPr>
-          <w:rFonts w:ascii="Arial" w:hAnsi="Arial" w:cs="Arial"/>
-          <w:b/>
-          <w:sz w:val="28"/>
-          <w:szCs w:val="28"/>
-        </w:rPr>
-      </w:pPr>
-    </w:p>
-    <w:p>
-      <w:pPr>
-        <w:spacing w:after="0" w:line="360" w:lineRule="auto"/>
-        <w:jc w:val="both"/>
-        <w:rPr>
-          <w:rFonts w:ascii="Arial" w:hAnsi="Arial" w:cs="Arial"/>
-          <w:b/>
-          <w:sz w:val="28"/>
-          <w:szCs w:val="28"/>
-        </w:rPr>
-      </w:pPr>
-    </w:p>
-    <w:p>
-      <w:pPr>
-        <w:spacing w:after="160" w:line="360" w:lineRule="auto"/>
-        <w:rPr>
-          <w:rFonts w:ascii="Arial" w:hAnsi="Arial" w:cs="Arial"/>
-          <w:b/>
-          <w:sz w:val="28"/>
-          <w:szCs w:val="28"/>
-        </w:rPr>
-      </w:pPr>
-      <w:r>
-        <w:rPr>
-          <w:rFonts w:ascii="Arial" w:hAnsi="Arial" w:cs="Arial"/>
-          <w:b/>
-          <w:sz w:val="28"/>
-          <w:szCs w:val="28"/>
-        </w:rPr>
-        <w:br w:type="page"/>
-      </w:r>
     </w:p>
     <w:p>
       <w:pPr>
@@ -38222,7 +38442,6 @@
           <w:rFonts w:ascii="Arial" w:hAnsi="Arial" w:cs="Arial"/>
           <w:sz w:val="24"/>
           <w:szCs w:val="24"/>
-          <w:lang w:val="sv-SE"/>
         </w:rPr>
       </w:pPr>
       <w:r>
@@ -38248,7 +38467,6 @@
           <w:rFonts w:ascii="Arial" w:hAnsi="Arial" w:cs="Arial"/>
           <w:sz w:val="24"/>
           <w:szCs w:val="24"/>
-          <w:lang w:val="sv-SE"/>
         </w:rPr>
         <w:t>Belum ada arsip digital dari dokumen disposisi di Sub</w:t>
       </w:r>
@@ -38257,7 +38475,6 @@
           <w:rFonts w:ascii="Arial" w:hAnsi="Arial" w:cs="Arial"/>
           <w:sz w:val="24"/>
           <w:szCs w:val="24"/>
-          <w:lang w:val="sv-SE"/>
         </w:rPr>
         <w:t>d</w:t>
       </w:r>
@@ -38266,9 +38483,16 @@
           <w:rFonts w:ascii="Arial" w:hAnsi="Arial" w:cs="Arial"/>
           <w:sz w:val="24"/>
           <w:szCs w:val="24"/>
-          <w:lang w:val="sv-SE"/>
         </w:rPr>
         <w:t>isminbata</w:t>
+      </w:r>
+      <w:r>
+        <w:rPr>
+          <w:rFonts w:ascii="Arial" w:hAnsi="Arial" w:cs="Arial"/>
+          <w:sz w:val="24"/>
+          <w:szCs w:val="24"/>
+        </w:rPr>
+        <w:t xml:space="preserve"> Disminpersau</w:t>
       </w:r>
     </w:p>
     <w:p>
@@ -38697,6 +38921,13 @@
         </w:rPr>
         <w:t>Subdisminbata</w:t>
       </w:r>
+      <w:r>
+        <w:rPr>
+          <w:rFonts w:ascii="Arial" w:hAnsi="Arial" w:cs="Arial"/>
+          <w:lang w:val="sv-SE"/>
+        </w:rPr>
+        <w:t xml:space="preserve"> Disminpersau</w:t>
+      </w:r>
     </w:p>
     <w:p>
       <w:pPr>
@@ -39395,6 +39626,13 @@
           <w:lang w:val="sv-SE"/>
         </w:rPr>
         <w:t>Subdisminbata</w:t>
+      </w:r>
+      <w:r>
+        <w:rPr>
+          <w:rFonts w:ascii="Arial" w:hAnsi="Arial" w:cs="Arial"/>
+          <w:lang w:val="sv-SE"/>
+        </w:rPr>
+        <w:t xml:space="preserve"> Disminpersau</w:t>
       </w:r>
     </w:p>
     <w:p>
